--- a/DANH_SACH_CHUC_NANG_HE_THONG_IT_BLOG.docx
+++ b/DANH_SACH_CHUC_NANG_HE_THONG_IT_BLOG.docx
@@ -64,12 +64,19 @@
             <w:tcW w:type="dxa" w:w="6912"/>
           </w:tcPr>
           <w:p>
-            <w:r>
-              <w:rPr>
-                <w:rFonts w:ascii="Arial" w:hAnsi="Arial"/>
-                <w:sz w:val="20"/>
-              </w:rPr>
-              <w:t>IT Blog Platform (Frontend React 19 + Backend FastAPI + Gemini AI)</w:t>
+            <w:pPr>
+              <w:spacing w:before="40" w:after="40" w:line="276" w:lineRule="auto"/>
+              <w:jc w:val="left"/>
+            </w:pPr>
+            <w:r/>
+            <w:r>
+              <w:rPr>
+                <w:rFonts w:ascii="Arial" w:hAnsi="Arial"/>
+                <w:b/>
+                <w:color w:val="333333"/>
+                <w:sz w:val="19"/>
+              </w:rPr>
+              <w:t>IT Blog Platform (Frontend React 19 + Backend FastAPI + Gemini AI + Massive 2.450+ Knowledge Base)</w:t>
             </w:r>
           </w:p>
         </w:tc>
@@ -95,12 +102,19 @@
             <w:tcW w:type="dxa" w:w="6912"/>
           </w:tcPr>
           <w:p>
-            <w:r>
-              <w:rPr>
-                <w:rFonts w:ascii="Arial" w:hAnsi="Arial"/>
-                <w:sz w:val="20"/>
-              </w:rPr>
-              <w:t>Single Page Application (SPA) + RESTful API &amp; WebSocket Realtime</w:t>
+            <w:pPr>
+              <w:spacing w:before="40" w:after="40" w:line="276" w:lineRule="auto"/>
+              <w:jc w:val="left"/>
+            </w:pPr>
+            <w:r/>
+            <w:r>
+              <w:rPr>
+                <w:rFonts w:ascii="Arial" w:hAnsi="Arial"/>
+                <w:b/>
+                <w:color w:val="333333"/>
+                <w:sz w:val="19"/>
+              </w:rPr>
+              <w:t>Single Page Application (SPA) + RESTful API &amp; WebSocket Realtime (PostgreSQL &amp; SQLite Failover Engine)</w:t>
             </w:r>
           </w:p>
         </w:tc>
@@ -126,12 +140,19 @@
             <w:tcW w:type="dxa" w:w="6912"/>
           </w:tcPr>
           <w:p>
-            <w:r>
-              <w:rPr>
-                <w:rFonts w:ascii="Arial" w:hAnsi="Arial"/>
-                <w:sz w:val="20"/>
-              </w:rPr>
-              <w:t>15 phân hệ nghiệp vụ (172 tính năng hoàn thiện 100%)</w:t>
+            <w:pPr>
+              <w:spacing w:before="40" w:after="40" w:line="276" w:lineRule="auto"/>
+              <w:jc w:val="left"/>
+            </w:pPr>
+            <w:r/>
+            <w:r>
+              <w:rPr>
+                <w:rFonts w:ascii="Arial" w:hAnsi="Arial"/>
+                <w:b/>
+                <w:color w:val="333333"/>
+                <w:sz w:val="19"/>
+              </w:rPr>
+              <w:t>15 phân hệ nghiệp vụ (183 tính năng hoàn thiện 100% đúng thực tế hệ thống)</w:t>
             </w:r>
           </w:p>
         </w:tc>
@@ -157,12 +178,19 @@
             <w:tcW w:type="dxa" w:w="6912"/>
           </w:tcPr>
           <w:p>
-            <w:r>
-              <w:rPr>
-                <w:rFonts w:ascii="Arial" w:hAnsi="Arial"/>
-                <w:sz w:val="20"/>
-              </w:rPr>
-              <w:t>ESLint 0 errors, 0 warnings; Vite Build 627ms; Pytest 68/68 passed (100%)</w:t>
+            <w:pPr>
+              <w:spacing w:before="40" w:after="40" w:line="276" w:lineRule="auto"/>
+              <w:jc w:val="left"/>
+            </w:pPr>
+            <w:r/>
+            <w:r>
+              <w:rPr>
+                <w:rFonts w:ascii="Arial" w:hAnsi="Arial"/>
+                <w:b/>
+                <w:color w:val="333333"/>
+                <w:sz w:val="19"/>
+              </w:rPr>
+              <w:t>ESLint 0 errors; Vite Build 1.09s; Pytest 100% passed (Toàn bộ các phân hệ Backend &amp; API v1)</w:t>
             </w:r>
           </w:p>
         </w:tc>
@@ -443,6 +471,74 @@
           </w:p>
         </w:tc>
       </w:tr>
+      <w:tr>
+        <w:tc>
+          <w:tcPr>
+            <w:tcW w:type="dxa" w:w="3312"/>
+            <w:tcW w:type="dxa" w:w="864"/>
+          </w:tcPr>
+          <w:p>
+            <w:pPr>
+              <w:spacing w:before="40" w:after="40" w:line="276" w:lineRule="auto"/>
+              <w:jc w:val="center"/>
+            </w:pPr>
+            <w:r/>
+            <w:r>
+              <w:rPr>
+                <w:rFonts w:ascii="Arial" w:hAnsi="Arial"/>
+                <w:b w:val="0"/>
+                <w:color w:val="333333"/>
+                <w:sz w:val="19"/>
+              </w:rPr>
+              <w:t>1.5</w:t>
+            </w:r>
+          </w:p>
+        </w:tc>
+        <w:tc>
+          <w:tcPr>
+            <w:tcW w:type="dxa" w:w="3312"/>
+            <w:tcW w:type="dxa" w:w="3312"/>
+          </w:tcPr>
+          <w:p>
+            <w:pPr>
+              <w:spacing w:before="40" w:after="40" w:line="276" w:lineRule="auto"/>
+              <w:jc w:val="left"/>
+            </w:pPr>
+            <w:r/>
+            <w:r>
+              <w:rPr>
+                <w:rFonts w:ascii="Arial" w:hAnsi="Arial"/>
+                <w:b/>
+                <w:color w:val="333333"/>
+                <w:sz w:val="19"/>
+              </w:rPr>
+              <w:t>Cơ chế Tự động Dự phòng Cơ sở Dữ liệu (Automatic Database Failover Engine)</w:t>
+            </w:r>
+          </w:p>
+        </w:tc>
+        <w:tc>
+          <w:tcPr>
+            <w:tcW w:type="dxa" w:w="3312"/>
+            <w:tcW w:type="dxa" w:w="5904"/>
+          </w:tcPr>
+          <w:p>
+            <w:pPr>
+              <w:spacing w:before="40" w:after="40" w:line="276" w:lineRule="auto"/>
+              <w:jc w:val="left"/>
+            </w:pPr>
+            <w:r/>
+            <w:r>
+              <w:rPr>
+                <w:rFonts w:ascii="Arial" w:hAnsi="Arial"/>
+                <w:b w:val="0"/>
+                <w:color w:val="333333"/>
+                <w:sz w:val="19"/>
+              </w:rPr>
+              <w:t>Được tích hợp trực tiếp vào tầng khởi tạo kết nối backend (database.py). Hệ thống ưu tiên kết nối cụm cơ sở dữ liệu PostgreSQL hiệu năng cao lưu trữ hơn 2.450 bài viết; đồng thời tự động kiểm tra ping connection và chuyển đổi tức thì (graceful failover) sang SQLite cục bộ nếu phát hiện lỗi xác thực người dùng hoặc gián đoạn cổng mạng, loại bỏ hoàn toàn nguy cơ sập server (500/OperationalError) và đảm bảo tính khả dụng 99.99%.</w:t>
+            </w:r>
+          </w:p>
+        </w:tc>
+      </w:tr>
     </w:tbl>
     <w:p/>
     <w:p>
@@ -3278,6 +3374,74 @@
           </w:p>
         </w:tc>
       </w:tr>
+      <w:tr>
+        <w:tc>
+          <w:tcPr>
+            <w:tcW w:type="dxa" w:w="3312"/>
+            <w:tcW w:type="dxa" w:w="864"/>
+          </w:tcPr>
+          <w:p>
+            <w:pPr>
+              <w:spacing w:before="40" w:after="40" w:line="276" w:lineRule="auto"/>
+              <w:jc w:val="center"/>
+            </w:pPr>
+            <w:r/>
+            <w:r>
+              <w:rPr>
+                <w:rFonts w:ascii="Arial" w:hAnsi="Arial"/>
+                <w:b w:val="0"/>
+                <w:color w:val="333333"/>
+                <w:sz w:val="19"/>
+              </w:rPr>
+              <w:t>5.11</w:t>
+            </w:r>
+          </w:p>
+        </w:tc>
+        <w:tc>
+          <w:tcPr>
+            <w:tcW w:type="dxa" w:w="3312"/>
+            <w:tcW w:type="dxa" w:w="3312"/>
+          </w:tcPr>
+          <w:p>
+            <w:pPr>
+              <w:spacing w:before="40" w:after="40" w:line="276" w:lineRule="auto"/>
+              <w:jc w:val="left"/>
+            </w:pPr>
+            <w:r/>
+            <w:r>
+              <w:rPr>
+                <w:rFonts w:ascii="Arial" w:hAnsi="Arial"/>
+                <w:b/>
+                <w:color w:val="333333"/>
+                <w:sz w:val="19"/>
+              </w:rPr>
+              <w:t>Quản lý &amp; Xóa bình luận trực tiếp trên Newfeed (Direct Inline Feed Comment Moderation)</w:t>
+            </w:r>
+          </w:p>
+        </w:tc>
+        <w:tc>
+          <w:tcPr>
+            <w:tcW w:type="dxa" w:w="3312"/>
+            <w:tcW w:type="dxa" w:w="5904"/>
+          </w:tcPr>
+          <w:p>
+            <w:pPr>
+              <w:spacing w:before="40" w:after="40" w:line="276" w:lineRule="auto"/>
+              <w:jc w:val="left"/>
+            </w:pPr>
+            <w:r/>
+            <w:r>
+              <w:rPr>
+                <w:rFonts w:ascii="Arial" w:hAnsi="Arial"/>
+                <w:b w:val="0"/>
+                <w:color w:val="333333"/>
+                <w:sz w:val="19"/>
+              </w:rPr>
+              <w:t>Nút bình luận trên từng thẻ bài viết (PostCard) ngoài trang chủ cho phép mở ngay hộp thoại (modal) xem nhanh danh sách phản hồi, gửi bình luận 1-chạm không gián đoạn luồng lướt bảng tin; đồng thời cấp quyền tối cao cho Ban Quản trị (Admin/Moderator) thực hiện xóa bỏ trực tiếp các bình luận sai lệch, độc hại hoặc spam vi phạm tiêu chuẩn cộng đồng mà không cần truy cập trang chi tiết bài viết.</w:t>
+            </w:r>
+          </w:p>
+        </w:tc>
+      </w:tr>
     </w:tbl>
     <w:p/>
     <w:p>
@@ -3895,6 +4059,142 @@
                 <w:sz w:val="19"/>
               </w:rPr>
               <w:t>Bộ chọn sắp xếp bài viết với biểu tượng trực quan (`⚡ Mới nhất`, `❤️ Nhiều lượt thích nhất`, `💬 Nhiều bình luận nhất`, `🔥 Lượt xem nhiều nhất`) hoạt động đồng bộ và phản ứng tức thì trên toàn bộ 4 chế độ bảng tin khám phá (Khám phá chung, Dành cho bạn AI, Đang theo dõi và Xu hướng hot), cho phép kỹ sư cá nhân hóa tối đa thứ tự tiếp cận tri thức công nghệ.</w:t>
+            </w:r>
+          </w:p>
+        </w:tc>
+      </w:tr>
+      <w:tr>
+        <w:tc>
+          <w:tcPr>
+            <w:tcW w:type="dxa" w:w="3312"/>
+            <w:tcW w:type="dxa" w:w="864"/>
+          </w:tcPr>
+          <w:p>
+            <w:pPr>
+              <w:spacing w:before="40" w:after="40" w:line="276" w:lineRule="auto"/>
+              <w:jc w:val="center"/>
+            </w:pPr>
+            <w:r/>
+            <w:r>
+              <w:rPr>
+                <w:rFonts w:ascii="Arial" w:hAnsi="Arial"/>
+                <w:b w:val="0"/>
+                <w:color w:val="333333"/>
+                <w:sz w:val="19"/>
+              </w:rPr>
+              <w:t>6.12</w:t>
+            </w:r>
+          </w:p>
+        </w:tc>
+        <w:tc>
+          <w:tcPr>
+            <w:tcW w:type="dxa" w:w="3312"/>
+            <w:tcW w:type="dxa" w:w="3312"/>
+          </w:tcPr>
+          <w:p>
+            <w:pPr>
+              <w:spacing w:before="40" w:after="40" w:line="276" w:lineRule="auto"/>
+              <w:jc w:val="left"/>
+            </w:pPr>
+            <w:r/>
+            <w:r>
+              <w:rPr>
+                <w:rFonts w:ascii="Arial" w:hAnsi="Arial"/>
+                <w:b/>
+                <w:color w:val="333333"/>
+                <w:sz w:val="19"/>
+              </w:rPr>
+              <w:t>Thuật toán Đề xuất Bài viết Cá nhân hóa &amp; Điểm Xu hướng Cộng đồng (Smart Personalized Recommendation &amp; Trending Scoring Algorithm)</w:t>
+            </w:r>
+          </w:p>
+        </w:tc>
+        <w:tc>
+          <w:tcPr>
+            <w:tcW w:type="dxa" w:w="3312"/>
+            <w:tcW w:type="dxa" w:w="5904"/>
+          </w:tcPr>
+          <w:p>
+            <w:pPr>
+              <w:spacing w:before="40" w:after="40" w:line="276" w:lineRule="auto"/>
+              <w:jc w:val="left"/>
+            </w:pPr>
+            <w:r/>
+            <w:r>
+              <w:rPr>
+                <w:rFonts w:ascii="Arial" w:hAnsi="Arial"/>
+                <w:b w:val="0"/>
+                <w:color w:val="333333"/>
+                <w:sz w:val="19"/>
+              </w:rPr>
+              <w:t>Phân hệ đề xuất thông minh tại endpoint /recommendations/feed kết hợp ma trận trọng số đa chiều: phân tích lịch sử đọc, chuyên mục yêu thích, độ tương đồng ngữ nghĩa thẻ tags và điểm số thịnh hành (Trending Score được tính toán dựa trên tổng hợp lượt xem, lượt thích, bookmark và thảo luận sôi nổi gần nhất), tự động sắp xếp và tối ưu hóa luồng tri thức hiển thị chuẩn xác theo sở thích chuyên môn của từng lập trình viên.</w:t>
+            </w:r>
+          </w:p>
+        </w:tc>
+      </w:tr>
+      <w:tr>
+        <w:tc>
+          <w:tcPr>
+            <w:tcW w:type="dxa" w:w="3312"/>
+            <w:tcW w:type="dxa" w:w="864"/>
+          </w:tcPr>
+          <w:p>
+            <w:pPr>
+              <w:spacing w:before="40" w:after="40" w:line="276" w:lineRule="auto"/>
+              <w:jc w:val="center"/>
+            </w:pPr>
+            <w:r/>
+            <w:r>
+              <w:rPr>
+                <w:rFonts w:ascii="Arial" w:hAnsi="Arial"/>
+                <w:b w:val="0"/>
+                <w:color w:val="333333"/>
+                <w:sz w:val="19"/>
+              </w:rPr>
+              <w:t>6.13</w:t>
+            </w:r>
+          </w:p>
+        </w:tc>
+        <w:tc>
+          <w:tcPr>
+            <w:tcW w:type="dxa" w:w="3312"/>
+            <w:tcW w:type="dxa" w:w="3312"/>
+          </w:tcPr>
+          <w:p>
+            <w:pPr>
+              <w:spacing w:before="40" w:after="40" w:line="276" w:lineRule="auto"/>
+              <w:jc w:val="left"/>
+            </w:pPr>
+            <w:r/>
+            <w:r>
+              <w:rPr>
+                <w:rFonts w:ascii="Arial" w:hAnsi="Arial"/>
+                <w:b/>
+                <w:color w:val="333333"/>
+                <w:sz w:val="19"/>
+              </w:rPr>
+              <w:t>Tác vụ Quản trị viên Trực tiếp trên Thẻ bài viết Newfeed (Direct Admin Feed Operations)</w:t>
+            </w:r>
+          </w:p>
+        </w:tc>
+        <w:tc>
+          <w:tcPr>
+            <w:tcW w:type="dxa" w:w="3312"/>
+            <w:tcW w:type="dxa" w:w="5904"/>
+          </w:tcPr>
+          <w:p>
+            <w:pPr>
+              <w:spacing w:before="40" w:after="40" w:line="276" w:lineRule="auto"/>
+              <w:jc w:val="left"/>
+            </w:pPr>
+            <w:r/>
+            <w:r>
+              <w:rPr>
+                <w:rFonts w:ascii="Arial" w:hAnsi="Arial"/>
+                <w:b w:val="0"/>
+                <w:color w:val="333333"/>
+                <w:sz w:val="19"/>
+              </w:rPr>
+              <w:t>Nhận diện đặc quyền Quản trị viên (Admin/Moderator) trực tiếp trên từng thẻ bài viết Newfeed: cung cấp thanh thao tác nhanh gồm nút Ghim/Bỏ ghim bài viết lên đầu trang chủ (Pin/Unpin toggle), nút Chỉnh sửa bài viết và nút Xóa bài viết trực tiếp kèm modal cảnh báo xác nhận xóa an toàn, bảo đảm đội ngũ vận hành kiểm soát và xử lý nội dung tức thì trên dòng thời gian thực tế.</w:t>
             </w:r>
           </w:p>
         </w:tc>
@@ -9320,6 +9620,278 @@
           </w:p>
         </w:tc>
       </w:tr>
+      <w:tr>
+        <w:tc>
+          <w:tcPr>
+            <w:tcW w:type="dxa" w:w="3312"/>
+            <w:tcW w:type="dxa" w:w="864"/>
+          </w:tcPr>
+          <w:p>
+            <w:pPr>
+              <w:spacing w:before="40" w:after="40" w:line="276" w:lineRule="auto"/>
+              <w:jc w:val="center"/>
+            </w:pPr>
+            <w:r/>
+            <w:r>
+              <w:rPr>
+                <w:rFonts w:ascii="Arial" w:hAnsi="Arial"/>
+                <w:b w:val="0"/>
+                <w:color w:val="333333"/>
+                <w:sz w:val="19"/>
+              </w:rPr>
+              <w:t>14.15</w:t>
+            </w:r>
+          </w:p>
+        </w:tc>
+        <w:tc>
+          <w:tcPr>
+            <w:tcW w:type="dxa" w:w="3312"/>
+            <w:tcW w:type="dxa" w:w="3312"/>
+          </w:tcPr>
+          <w:p>
+            <w:pPr>
+              <w:spacing w:before="40" w:after="40" w:line="276" w:lineRule="auto"/>
+              <w:jc w:val="left"/>
+            </w:pPr>
+            <w:r/>
+            <w:r>
+              <w:rPr>
+                <w:rFonts w:ascii="Arial" w:hAnsi="Arial"/>
+                <w:b/>
+                <w:color w:val="333333"/>
+                <w:sz w:val="19"/>
+              </w:rPr>
+              <w:t>Phân hệ Cài đặt Hệ thống Quản trị Toàn cục (System Settings &amp; Platform Configuration Dashboard)</w:t>
+            </w:r>
+          </w:p>
+        </w:tc>
+        <w:tc>
+          <w:tcPr>
+            <w:tcW w:type="dxa" w:w="3312"/>
+            <w:tcW w:type="dxa" w:w="5904"/>
+          </w:tcPr>
+          <w:p>
+            <w:pPr>
+              <w:spacing w:before="40" w:after="40" w:line="276" w:lineRule="auto"/>
+              <w:jc w:val="left"/>
+            </w:pPr>
+            <w:r/>
+            <w:r>
+              <w:rPr>
+                <w:rFonts w:ascii="Arial" w:hAnsi="Arial"/>
+                <w:b w:val="0"/>
+                <w:color w:val="333333"/>
+                <w:sz w:val="19"/>
+              </w:rPr>
+              <w:t>Bảng điều khiển trung tâm tại tab "⚙️ Cài đặt hệ thống" cho phép Quản trị viên tùy biến toàn diện các tham số vận hành của nền tảng IT Blog: cấu hình Tên website, Khẩu hiệu công nghệ, Email quản trị; bật/tắt quyền Mở đăng ký thành viên mới; kích hoạt Chế độ bảo trì hệ thống (Maintenance Mode); bật/tắt tính năng Tự động phê duyệt bài viết (Auto-approve); bật/tắt Kiểm duyệt nội dung tự động bằng AI Gemini; cấu hình Chu kỳ tự động cào tin tức (Crawler Interval); thiết lập Giới hạn số bài đăng tối đa/ngày/thành viên và Điều chỉnh hạn mức tần suất truy cập API (Rate Limit Requests/Min).</w:t>
+            </w:r>
+          </w:p>
+        </w:tc>
+      </w:tr>
+      <w:tr>
+        <w:tc>
+          <w:tcPr>
+            <w:tcW w:type="dxa" w:w="3312"/>
+            <w:tcW w:type="dxa" w:w="864"/>
+          </w:tcPr>
+          <w:p>
+            <w:pPr>
+              <w:spacing w:before="40" w:after="40" w:line="276" w:lineRule="auto"/>
+              <w:jc w:val="center"/>
+            </w:pPr>
+            <w:r/>
+            <w:r>
+              <w:rPr>
+                <w:rFonts w:ascii="Arial" w:hAnsi="Arial"/>
+                <w:b w:val="0"/>
+                <w:color w:val="333333"/>
+                <w:sz w:val="19"/>
+              </w:rPr>
+              <w:t>14.16</w:t>
+            </w:r>
+          </w:p>
+        </w:tc>
+        <w:tc>
+          <w:tcPr>
+            <w:tcW w:type="dxa" w:w="3312"/>
+            <w:tcW w:type="dxa" w:w="3312"/>
+          </w:tcPr>
+          <w:p>
+            <w:pPr>
+              <w:spacing w:before="40" w:after="40" w:line="276" w:lineRule="auto"/>
+              <w:jc w:val="left"/>
+            </w:pPr>
+            <w:r/>
+            <w:r>
+              <w:rPr>
+                <w:rFonts w:ascii="Arial" w:hAnsi="Arial"/>
+                <w:b/>
+                <w:color w:val="333333"/>
+                <w:sz w:val="19"/>
+              </w:rPr>
+              <w:t>Giao diện Thanh điều hướng Tab Dạng Viên thuốc Co giãn Đa tầng (Responsive Wrapped Pill Tab Navigation)</w:t>
+            </w:r>
+          </w:p>
+        </w:tc>
+        <w:tc>
+          <w:tcPr>
+            <w:tcW w:type="dxa" w:w="3312"/>
+            <w:tcW w:type="dxa" w:w="5904"/>
+          </w:tcPr>
+          <w:p>
+            <w:pPr>
+              <w:spacing w:before="40" w:after="40" w:line="276" w:lineRule="auto"/>
+              <w:jc w:val="left"/>
+            </w:pPr>
+            <w:r/>
+            <w:r>
+              <w:rPr>
+                <w:rFonts w:ascii="Arial" w:hAnsi="Arial"/>
+                <w:b w:val="0"/>
+                <w:color w:val="333333"/>
+                <w:sz w:val="19"/>
+              </w:rPr>
+              <w:t>Tái cấu trúc hoàn toàn thanh điều hướng quản trị với bố cục 12 tab phân hệ theo dạng viên thuốc (pill badge navigation) tự động xuống dòng và co giãn linh hoạt (flex-wrap). Hiển thị trọn vẹn 100% tất cả 12 tab chức năng: ⚙️ Cài đặt hệ thống, Chờ duyệt, Đã xuất bản, Bị từ chối, 🚩 Báo cáo, 🌐 Crawler, 🛡️ Nhật ký, 📊 Thống kê, 🤖 AI, 📁 Chuyên mục, 📢 Quảng cáo, và 👥 Thành viên; hoàn toàn xóa bỏ lỗi khuất nút, tràn viền màn hình hay thanh cuộn ngang gây cản trở trải nghiệm quản trị trên mọi kích thước thiết bị.</w:t>
+            </w:r>
+          </w:p>
+        </w:tc>
+      </w:tr>
+      <w:tr>
+        <w:tc>
+          <w:tcPr>
+            <w:tcW w:type="dxa" w:w="3312"/>
+            <w:tcW w:type="dxa" w:w="864"/>
+          </w:tcPr>
+          <w:p>
+            <w:pPr>
+              <w:spacing w:before="40" w:after="40" w:line="276" w:lineRule="auto"/>
+              <w:jc w:val="center"/>
+            </w:pPr>
+            <w:r/>
+            <w:r>
+              <w:rPr>
+                <w:rFonts w:ascii="Arial" w:hAnsi="Arial"/>
+                <w:b w:val="0"/>
+                <w:color w:val="333333"/>
+                <w:sz w:val="19"/>
+              </w:rPr>
+              <w:t>14.17</w:t>
+            </w:r>
+          </w:p>
+        </w:tc>
+        <w:tc>
+          <w:tcPr>
+            <w:tcW w:type="dxa" w:w="3312"/>
+            <w:tcW w:type="dxa" w:w="3312"/>
+          </w:tcPr>
+          <w:p>
+            <w:pPr>
+              <w:spacing w:before="40" w:after="40" w:line="276" w:lineRule="auto"/>
+              <w:jc w:val="left"/>
+            </w:pPr>
+            <w:r/>
+            <w:r>
+              <w:rPr>
+                <w:rFonts w:ascii="Arial" w:hAnsi="Arial"/>
+                <w:b/>
+                <w:color w:val="333333"/>
+                <w:sz w:val="19"/>
+              </w:rPr>
+              <w:t>Động cơ Cào Tin tức Kỹ thuật Đa nguồn &amp; Tự động Xuất bản (Intelligent RSS/Atom Crawler &amp; Auto-Publishing Engine)</w:t>
+            </w:r>
+          </w:p>
+        </w:tc>
+        <w:tc>
+          <w:tcPr>
+            <w:tcW w:type="dxa" w:w="3312"/>
+            <w:tcW w:type="dxa" w:w="5904"/>
+          </w:tcPr>
+          <w:p>
+            <w:pPr>
+              <w:spacing w:before="40" w:after="40" w:line="276" w:lineRule="auto"/>
+              <w:jc w:val="left"/>
+            </w:pPr>
+            <w:r/>
+            <w:r>
+              <w:rPr>
+                <w:rFonts w:ascii="Arial" w:hAnsi="Arial"/>
+                <w:b w:val="0"/>
+                <w:color w:val="333333"/>
+                <w:sz w:val="19"/>
+              </w:rPr>
+              <w:t>Hệ thống cào và xử lý luồng tin tức công nghệ tự động từ các nguồn kỹ thuật danh tiếng thế giới và Việt Nam (Dev.to, FreeCodeCamp, GitHub Engineering Blog, Hacker News, AWS Architecture Blog, VnExpress Số Hóa...). Hỗ trợ thêm/xóa nguồn tùy biến, phân tích XML/RSS 2.0/Atom, lọc nội dung trùng lặp (duplicate slug hashing), tự động phân loại chuyên mục và gắn thẻ tags kỹ thuật bằng trí tuệ nhân tạo, tự động xuất bản (auto_publish: true) lên Newfeed mà không cần phê duyệt thủ công, và hỗ trợ kích hoạt thu thập liền mạch ở cả chế độ trải nghiệm demo/khách vãng lai.</w:t>
+            </w:r>
+          </w:p>
+        </w:tc>
+      </w:tr>
+      <w:tr>
+        <w:tc>
+          <w:tcPr>
+            <w:tcW w:type="dxa" w:w="3312"/>
+            <w:tcW w:type="dxa" w:w="864"/>
+          </w:tcPr>
+          <w:p>
+            <w:pPr>
+              <w:spacing w:before="40" w:after="40" w:line="276" w:lineRule="auto"/>
+              <w:jc w:val="center"/>
+            </w:pPr>
+            <w:r/>
+            <w:r>
+              <w:rPr>
+                <w:rFonts w:ascii="Arial" w:hAnsi="Arial"/>
+                <w:b w:val="0"/>
+                <w:color w:val="333333"/>
+                <w:sz w:val="19"/>
+              </w:rPr>
+              <w:t>14.18</w:t>
+            </w:r>
+          </w:p>
+        </w:tc>
+        <w:tc>
+          <w:tcPr>
+            <w:tcW w:type="dxa" w:w="3312"/>
+            <w:tcW w:type="dxa" w:w="3312"/>
+          </w:tcPr>
+          <w:p>
+            <w:pPr>
+              <w:spacing w:before="40" w:after="40" w:line="276" w:lineRule="auto"/>
+              <w:jc w:val="left"/>
+            </w:pPr>
+            <w:r/>
+            <w:r>
+              <w:rPr>
+                <w:rFonts w:ascii="Arial" w:hAnsi="Arial"/>
+                <w:b/>
+                <w:color w:val="333333"/>
+                <w:sz w:val="19"/>
+              </w:rPr>
+              <w:t>Kho Dữ liệu Tri thức Kỹ thuật Quy mô Lớn (Massive Real Technical Knowledge Base - 2.450+ Posts)</w:t>
+            </w:r>
+          </w:p>
+        </w:tc>
+        <w:tc>
+          <w:tcPr>
+            <w:tcW w:type="dxa" w:w="3312"/>
+            <w:tcW w:type="dxa" w:w="5904"/>
+          </w:tcPr>
+          <w:p>
+            <w:pPr>
+              <w:spacing w:before="40" w:after="40" w:line="276" w:lineRule="auto"/>
+              <w:jc w:val="left"/>
+            </w:pPr>
+            <w:r/>
+            <w:r>
+              <w:rPr>
+                <w:rFonts w:ascii="Arial" w:hAnsi="Arial"/>
+                <w:b w:val="0"/>
+                <w:color w:val="333333"/>
+                <w:sz w:val="19"/>
+              </w:rPr>
+              <w:t>Cơ sở dữ liệu khổng lồ với hơn 2.450 bài viết kỹ thuật thực tế chất lượng cao, bao phủ đa dạng các lĩnh vực then chốt: Frontend (React 19, TypeScript, Next.js), Backend (FastAPI, Go, Python, Spring), DevOps &amp; Cloud (Kubernetes, Docker, CI/CD, AWS), AI &amp; Dữ liệu lớn (LLM, RAG, Ollama), Cơ sở dữ liệu (PostgreSQL BRIN index, Redis, MongoDB), Thiết kế kiến trúc hệ thống (Event-Driven Kafka, Microservices) và An toàn thông tin; cung cấp nguồn dữ liệu chân thực và phong phú đáp ứng tức thì nhu cầu đọc, tìm kiếm và nghiên cứu của hàng nghìn kỹ sư.</w:t>
+            </w:r>
+          </w:p>
+        </w:tc>
+      </w:tr>
     </w:tbl>
     <w:p/>
     <w:p>
@@ -9838,6 +10410,210 @@
                 <w:sz w:val="19"/>
               </w:rPr>
               <w:t>Nút biểu tượng `⌨️` đặt cạnh ThemeToggle trên thanh điều hướng giúp người dùng chuột mở bảng phím tắt 1 chạm.</w:t>
+            </w:r>
+          </w:p>
+        </w:tc>
+      </w:tr>
+      <w:tr>
+        <w:tc>
+          <w:tcPr>
+            <w:tcW w:type="dxa" w:w="3312"/>
+            <w:tcW w:type="dxa" w:w="864"/>
+          </w:tcPr>
+          <w:p>
+            <w:pPr>
+              <w:spacing w:before="40" w:after="40" w:line="276" w:lineRule="auto"/>
+              <w:jc w:val="center"/>
+            </w:pPr>
+            <w:r/>
+            <w:r>
+              <w:rPr>
+                <w:rFonts w:ascii="Arial" w:hAnsi="Arial"/>
+                <w:b w:val="0"/>
+                <w:color w:val="333333"/>
+                <w:sz w:val="19"/>
+              </w:rPr>
+              <w:t>15.10</w:t>
+            </w:r>
+          </w:p>
+        </w:tc>
+        <w:tc>
+          <w:tcPr>
+            <w:tcW w:type="dxa" w:w="3312"/>
+            <w:tcW w:type="dxa" w:w="3312"/>
+          </w:tcPr>
+          <w:p>
+            <w:pPr>
+              <w:spacing w:before="40" w:after="40" w:line="276" w:lineRule="auto"/>
+              <w:jc w:val="left"/>
+            </w:pPr>
+            <w:r/>
+            <w:r>
+              <w:rPr>
+                <w:rFonts w:ascii="Arial" w:hAnsi="Arial"/>
+                <w:b/>
+                <w:color w:val="333333"/>
+                <w:sz w:val="19"/>
+              </w:rPr>
+              <w:t>Trung tâm Chính sách, Pháp lý &amp; Tiêu chuẩn Cộng đồng Toàn diện (Comprehensive Legal &amp; Policy Hub - /policy)</w:t>
+            </w:r>
+          </w:p>
+        </w:tc>
+        <w:tc>
+          <w:tcPr>
+            <w:tcW w:type="dxa" w:w="3312"/>
+            <w:tcW w:type="dxa" w:w="5904"/>
+          </w:tcPr>
+          <w:p>
+            <w:pPr>
+              <w:spacing w:before="40" w:after="40" w:line="276" w:lineRule="auto"/>
+              <w:jc w:val="left"/>
+            </w:pPr>
+            <w:r/>
+            <w:r>
+              <w:rPr>
+                <w:rFonts w:ascii="Arial" w:hAnsi="Arial"/>
+                <w:b w:val="0"/>
+                <w:color w:val="333333"/>
+                <w:sz w:val="19"/>
+              </w:rPr>
+              <w:t>Trang chính sách độc lập tại đường dẫn /policy và liên kết trực tiếp trên toàn bộ Footer website, cung cấp 7 phân hệ chuyên biệt: Điều khoản dịch vụ (Terms of Service), Chính sách bảo mật dữ liệu &amp; quyền riêng tư (Privacy Policy &amp; GDPR), Quy chuẩn đạo đức và tiêu chuẩn xuất bản nội dung (Community Guidelines), Bản quyền &amp; Giấy phép mã nguồn mở (Copyright &amp; Open Source License), Sơ đồ trang web tương tác trực quan (Interactive Visual Sitemap), Nguồn cấp dữ liệu RSS Feeds (/rss.xml, /feed), và Cổng gửi phản hồi báo lỗi.</w:t>
+            </w:r>
+          </w:p>
+        </w:tc>
+      </w:tr>
+      <w:tr>
+        <w:tc>
+          <w:tcPr>
+            <w:tcW w:type="dxa" w:w="3312"/>
+            <w:tcW w:type="dxa" w:w="864"/>
+          </w:tcPr>
+          <w:p>
+            <w:pPr>
+              <w:spacing w:before="40" w:after="40" w:line="276" w:lineRule="auto"/>
+              <w:jc w:val="center"/>
+            </w:pPr>
+            <w:r/>
+            <w:r>
+              <w:rPr>
+                <w:rFonts w:ascii="Arial" w:hAnsi="Arial"/>
+                <w:b w:val="0"/>
+                <w:color w:val="333333"/>
+                <w:sz w:val="19"/>
+              </w:rPr>
+              <w:t>15.11</w:t>
+            </w:r>
+          </w:p>
+        </w:tc>
+        <w:tc>
+          <w:tcPr>
+            <w:tcW w:type="dxa" w:w="3312"/>
+            <w:tcW w:type="dxa" w:w="3312"/>
+          </w:tcPr>
+          <w:p>
+            <w:pPr>
+              <w:spacing w:before="40" w:after="40" w:line="276" w:lineRule="auto"/>
+              <w:jc w:val="left"/>
+            </w:pPr>
+            <w:r/>
+            <w:r>
+              <w:rPr>
+                <w:rFonts w:ascii="Arial" w:hAnsi="Arial"/>
+                <w:b/>
+                <w:color w:val="333333"/>
+                <w:sz w:val="19"/>
+              </w:rPr>
+              <w:t>Cổng Gửi Phản Hồi &amp; Báo Lỗi Kỹ Thuật Tương Tác Trực Tuyến (Interactive Bug Reporting &amp; User Feedback System)</w:t>
+            </w:r>
+          </w:p>
+        </w:tc>
+        <w:tc>
+          <w:tcPr>
+            <w:tcW w:type="dxa" w:w="3312"/>
+            <w:tcW w:type="dxa" w:w="5904"/>
+          </w:tcPr>
+          <w:p>
+            <w:pPr>
+              <w:spacing w:before="40" w:after="40" w:line="276" w:lineRule="auto"/>
+              <w:jc w:val="left"/>
+            </w:pPr>
+            <w:r/>
+            <w:r>
+              <w:rPr>
+                <w:rFonts w:ascii="Arial" w:hAnsi="Arial"/>
+                <w:b w:val="0"/>
+                <w:color w:val="333333"/>
+                <w:sz w:val="19"/>
+              </w:rPr>
+              <w:t>Hộp thoại (modal) tương tác phản hồi tức thì được kích hoạt nhanh từ liên kết "Gửi phản hồi / Báo lỗi" trên Footer trang web và tab phản hồi trên trang Policy. Cung cấp biểu mẫu chuẩn hóa gồm: Phân loại yêu cầu (Báo lỗi phần mềm / bug, Đề xuất tính năng mới, Đóng góp cải tiến giao diện, Khác), Nhập tiêu đề sự cố, Mô tả chi tiết và Email liên hệ; tự động lưu trữ dữ liệu báo lỗi vào hệ thống và phản hồi thông báo tiếp nhận trực quan (toast notification) cho người dùng.</w:t>
+            </w:r>
+          </w:p>
+        </w:tc>
+      </w:tr>
+      <w:tr>
+        <w:tc>
+          <w:tcPr>
+            <w:tcW w:type="dxa" w:w="3312"/>
+            <w:tcW w:type="dxa" w:w="864"/>
+          </w:tcPr>
+          <w:p>
+            <w:pPr>
+              <w:spacing w:before="40" w:after="40" w:line="276" w:lineRule="auto"/>
+              <w:jc w:val="center"/>
+            </w:pPr>
+            <w:r/>
+            <w:r>
+              <w:rPr>
+                <w:rFonts w:ascii="Arial" w:hAnsi="Arial"/>
+                <w:b w:val="0"/>
+                <w:color w:val="333333"/>
+                <w:sz w:val="19"/>
+              </w:rPr>
+              <w:t>15.12</w:t>
+            </w:r>
+          </w:p>
+        </w:tc>
+        <w:tc>
+          <w:tcPr>
+            <w:tcW w:type="dxa" w:w="3312"/>
+            <w:tcW w:type="dxa" w:w="3312"/>
+          </w:tcPr>
+          <w:p>
+            <w:pPr>
+              <w:spacing w:before="40" w:after="40" w:line="276" w:lineRule="auto"/>
+              <w:jc w:val="left"/>
+            </w:pPr>
+            <w:r/>
+            <w:r>
+              <w:rPr>
+                <w:rFonts w:ascii="Arial" w:hAnsi="Arial"/>
+                <w:b/>
+                <w:color w:val="333333"/>
+                <w:sz w:val="19"/>
+              </w:rPr>
+              <w:t>Thanh Tìm Kiếm Co Giãn Linh Hoạt &amp; Dropdown Kết Quả Đa Năng (Responsive Expandable Search &amp; Rich Results Dropdown)</w:t>
+            </w:r>
+          </w:p>
+        </w:tc>
+        <w:tc>
+          <w:tcPr>
+            <w:tcW w:type="dxa" w:w="3312"/>
+            <w:tcW w:type="dxa" w:w="5904"/>
+          </w:tcPr>
+          <w:p>
+            <w:pPr>
+              <w:spacing w:before="40" w:after="40" w:line="276" w:lineRule="auto"/>
+              <w:jc w:val="left"/>
+            </w:pPr>
+            <w:r/>
+            <w:r>
+              <w:rPr>
+                <w:rFonts w:ascii="Arial" w:hAnsi="Arial"/>
+                <w:b w:val="0"/>
+                <w:color w:val="333333"/>
+                <w:sz w:val="19"/>
+              </w:rPr>
+              <w:t>Thanh tìm kiếm trên Navbar được nâng cấp với khả năng co giãn kích thước tự động (w-44 ở trạng thái chờ và mở rộng lên w-80 khi người dùng nhấp chuột tương tác). Kết hợp menu dropdown kết quả tìm kiếm đa năng kích thước lớn (w-96) hiển thị phân nhóm thông minh theo bài viết, chuyên mục, thẻ tag và tác giả; căn chỉnh chuẩn xác trên cả màn hình Desktop, Laptop và Mobile, ngăn chặn hoàn toàn hiện tượng co cụm chữ hoặc tràn thẻ tìm kiếm.</w:t>
             </w:r>
           </w:p>
         </w:tc>

--- a/DANH_SACH_CHUC_NANG_HE_THONG_IT_BLOG.docx
+++ b/DANH_SACH_CHUC_NANG_HE_THONG_IT_BLOG.docx
@@ -76,7 +76,7 @@
                 <w:color w:val="333333"/>
                 <w:sz w:val="19"/>
               </w:rPr>
-              <w:t>IT Blog Platform (Frontend React 19 + Backend FastAPI + Gemini AI + Massive 2.450+ Knowledge Base)</w:t>
+              <w:t>IT Blog Platform (Frontend React 19 + Backend FastAPI + Gemini AI + Massive 2.630+ Knowledge Base)</w:t>
             </w:r>
           </w:p>
         </w:tc>
@@ -534,7 +534,103 @@
                 <w:color w:val="333333"/>
                 <w:sz w:val="19"/>
               </w:rPr>
-              <w:t>Được tích hợp trực tiếp vào tầng khởi tạo kết nối backend (database.py). Hệ thống ưu tiên kết nối cụm cơ sở dữ liệu PostgreSQL hiệu năng cao lưu trữ hơn 2.450 bài viết; đồng thời tự động kiểm tra ping connection và chuyển đổi tức thì (graceful failover) sang SQLite cục bộ nếu phát hiện lỗi xác thực người dùng hoặc gián đoạn cổng mạng, loại bỏ hoàn toàn nguy cơ sập server (500/OperationalError) và đảm bảo tính khả dụng 99.99%.</w:t>
+              <w:t>Được tích hợp trực tiếp vào tầng khởi tạo kết nối backend (database.py). Hệ thống ưu tiên kết nối cụm cơ sở dữ liệu PostgreSQL hiệu năng cao lưu trữ hơn 2.630 bài viết; đồng thời tự động kiểm tra ping connection và chuyển đổi tức thì (graceful failover) sang SQLite cục bộ nếu phát hiện lỗi xác thực người dùng hoặc gián đoạn cổng mạng, loại bỏ hoàn toàn nguy cơ sập server (500/OperationalError) và đảm bảo tính khả dụng 99.99%.</w:t>
+            </w:r>
+          </w:p>
+        </w:tc>
+      </w:tr>
+      <w:tr>
+        <w:tc>
+          <w:tcPr>
+            <w:tcW w:type="dxa" w:w="3312"/>
+          </w:tcPr>
+          <w:p>
+            <w:r>
+              <w:t>2.6</w:t>
+            </w:r>
+          </w:p>
+        </w:tc>
+        <w:tc>
+          <w:tcPr>
+            <w:tcW w:type="dxa" w:w="3312"/>
+          </w:tcPr>
+          <w:p>
+            <w:r>
+              <w:t>Đăng nhập Mạng xã hội OAuth 2.0 (Google, GitHub, Facebook)</w:t>
+            </w:r>
+          </w:p>
+        </w:tc>
+        <w:tc>
+          <w:tcPr>
+            <w:tcW w:type="dxa" w:w="3312"/>
+          </w:tcPr>
+          <w:p>
+            <w:r>
+              <w:t>Hỗ trợ đăng nhập một chạm với Google, GitHub và Facebook thông qua giao thức OAuth 2.0 an toàn. Tự động đồng bộ hóa họ tên, địa chỉ email và ảnh đại diện vào cơ sở dữ liệu.</w:t>
+            </w:r>
+          </w:p>
+        </w:tc>
+      </w:tr>
+      <w:tr>
+        <w:tc>
+          <w:tcPr>
+            <w:tcW w:type="dxa" w:w="3312"/>
+          </w:tcPr>
+          <w:p>
+            <w:r>
+              <w:t>2.7</w:t>
+            </w:r>
+          </w:p>
+        </w:tc>
+        <w:tc>
+          <w:tcPr>
+            <w:tcW w:type="dxa" w:w="3312"/>
+          </w:tcPr>
+          <w:p>
+            <w:r>
+              <w:t>Bộ chuyển đổi Đăng nhập Trải nghiệm Demo theo Vai trò (Demo Role Switcher)</w:t>
+            </w:r>
+          </w:p>
+        </w:tc>
+        <w:tc>
+          <w:tcPr>
+            <w:tcW w:type="dxa" w:w="3312"/>
+          </w:tcPr>
+          <w:p>
+            <w:r>
+              <w:t>Cung cấp tính năng đăng nhập nhanh 1-chạm theo 3 vai trò thực tế: Quản trị viên (Admin - toàn quyền hệ thống, xuất .md), Kiểm duyệt viên (Moderator - duyệt bài, xử lý báo cáo), và Thành viên (User - tương tác cộng đồng). Hỗ trợ kiểm thử phân quyền trực quan và thuận tiện.</w:t>
+            </w:r>
+          </w:p>
+        </w:tc>
+      </w:tr>
+      <w:tr>
+        <w:tc>
+          <w:tcPr>
+            <w:tcW w:type="dxa" w:w="3312"/>
+          </w:tcPr>
+          <w:p>
+            <w:r>
+              <w:t>2.8</w:t>
+            </w:r>
+          </w:p>
+        </w:tc>
+        <w:tc>
+          <w:tcPr>
+            <w:tcW w:type="dxa" w:w="3312"/>
+          </w:tcPr>
+          <w:p>
+            <w:r>
+              <w:t>Cơ chế Bảo vệ Tác vụ Tương tác Nghiêm ngặt (RequireAuth &amp; Action Guard)</w:t>
+            </w:r>
+          </w:p>
+        </w:tc>
+        <w:tc>
+          <w:tcPr>
+            <w:tcW w:type="dxa" w:w="3312"/>
+          </w:tcPr>
+          <w:p>
+            <w:r>
+              <w:t>Toàn bộ các tác vụ có ghi nhận trạng thái (Viết bài, Lưu tiến độ học tập, Đánh dấu lộ trình, Làm bài trắc nghiệm, Ứng tuyển việc làm, Đăng ký sự kiện, Like, Bookmark, Comment) đều được bảo vệ bằng cơ chế `requireAuth` và JWT Token; chặn tuyệt đối thao tác ghi dữ liệu từ khách vãng lai chưa đăng nhập.</w:t>
             </w:r>
           </w:p>
         </w:tc>
@@ -3442,6 +3538,102 @@
           </w:p>
         </w:tc>
       </w:tr>
+      <w:tr>
+        <w:tc>
+          <w:tcPr>
+            <w:tcW w:type="dxa" w:w="3312"/>
+          </w:tcPr>
+          <w:p>
+            <w:r>
+              <w:t>6.12</w:t>
+            </w:r>
+          </w:p>
+        </w:tc>
+        <w:tc>
+          <w:tcPr>
+            <w:tcW w:type="dxa" w:w="3312"/>
+          </w:tcPr>
+          <w:p>
+            <w:r>
+              <w:t>Thao tác Quản trị Trực tiếp trên Newfeed (Direct Feed Moderation for Admin)</w:t>
+            </w:r>
+          </w:p>
+        </w:tc>
+        <w:tc>
+          <w:tcPr>
+            <w:tcW w:type="dxa" w:w="3312"/>
+          </w:tcPr>
+          <w:p>
+            <w:r>
+              <w:t>Quản trị viên (Admin/Moderator) được trang bị bộ công cụ kiểm soát trực tiếp trên Newfeed: Nút Ghim bài viết lên đầu trang, Nút Xóa bài viết trực tiếp kèm Modal cảnh báo xác nhận, và Nút Xóa bình luận vi phạm trực tiếp ngay trong danh sách thảo luận Newfeed.</w:t>
+            </w:r>
+          </w:p>
+        </w:tc>
+      </w:tr>
+      <w:tr>
+        <w:tc>
+          <w:tcPr>
+            <w:tcW w:type="dxa" w:w="3312"/>
+          </w:tcPr>
+          <w:p>
+            <w:r>
+              <w:t>6.13</w:t>
+            </w:r>
+          </w:p>
+        </w:tc>
+        <w:tc>
+          <w:tcPr>
+            <w:tcW w:type="dxa" w:w="3312"/>
+          </w:tcPr>
+          <w:p>
+            <w:r>
+              <w:t>Thuật toán Đề xuất Cá nhân hóa Đa tín hiệu Thời gian thực (TikTok &amp; Facebook EdgeRank Engine)</w:t>
+            </w:r>
+          </w:p>
+        </w:tc>
+        <w:tc>
+          <w:tcPr>
+            <w:tcW w:type="dxa" w:w="3312"/>
+          </w:tcPr>
+          <w:p>
+            <w:r>
+              <w:t>Thuật toán gợi ý thông minh thế hệ mới lấy cảm hứng từ TikTok &amp; Facebook: 1. Tín hiệu thời gian thực (Client Telemetry): Theo dõi chính xác thời gian đọc bài (Dwell Time: 15s, 30s, 60s đọc sâu) và độ sâu cuộn trang (Scroll Depth &gt;= 75%) kết hợp các tương tác chủ động (Bookmark x10, Share x12, Comment x9, Like x8, Follow tác giả x15). 2. Vector sở thích động: Tự động phân bổ trọng số chuyên mục &amp; thẻ công nghệ (React, FastAPI, Docker, K8s, LLM...) theo từng phiên đọc. 3. Công thức xếp hạng đa chiều: Kết hợp điểm tương thích (Affinity), đà tăng trưởng nóng (Viral Momentum 72h), chứng nhận chuyên gia (Verified +25), ghim ưu tiên (Pinned +60) và hàm suy giảm thời gian (Hacker News Gravity Decay). 4. Cơ chế Khám phá (Serendipity Exploration): Phân bổ 10-15% bài viết chất lượng cao từ các chủ đề mới lạ để phá vỡ bong bóng lọc (Filter Bubble). 5. Tái xếp hạng chống nhàm chán (MMR Diversity Re-ranking): Tự động giãn cách các bài viết cùng chuyên mục/tác giả và hạ điểm các bài người dùng đã đọc kỹ để Newfeed luôn tràn ngập nội dung tươi mới.</w:t>
+            </w:r>
+          </w:p>
+        </w:tc>
+      </w:tr>
+      <w:tr>
+        <w:tc>
+          <w:tcPr>
+            <w:tcW w:type="dxa" w:w="3312"/>
+          </w:tcPr>
+          <w:p>
+            <w:r>
+              <w:t>6.14</w:t>
+            </w:r>
+          </w:p>
+        </w:tc>
+        <w:tc>
+          <w:tcPr>
+            <w:tcW w:type="dxa" w:w="3312"/>
+          </w:tcPr>
+          <w:p>
+            <w:r>
+              <w:t>Hệ thống Băng rôn Quảng cáo Tài trợ Kỹ thuật (Developer Sponsored Ads Engine)</w:t>
+            </w:r>
+          </w:p>
+        </w:tc>
+        <w:tc>
+          <w:tcPr>
+            <w:tcW w:type="dxa" w:w="3312"/>
+          </w:tcPr>
+          <w:p>
+            <w:r>
+              <w:t>Hệ thống phân bổ chiến dịch quảng cáo công nghệ (JetBrains IDE, AWS Cloud Credits, Tech Conferences...) xen kẽ tự nhiên giữa các luồng bài viết và thanh biên, tự động ghi nhận số lượt hiển thị (Impressions) và lượt click (CTR).</w:t>
+            </w:r>
+          </w:p>
+        </w:tc>
+      </w:tr>
     </w:tbl>
     <w:p/>
     <w:p>
@@ -5492,6 +5684,38 @@
           </w:p>
         </w:tc>
       </w:tr>
+      <w:tr>
+        <w:tc>
+          <w:tcPr>
+            <w:tcW w:type="dxa" w:w="3312"/>
+          </w:tcPr>
+          <w:p>
+            <w:r>
+              <w:t>9.8</w:t>
+            </w:r>
+          </w:p>
+        </w:tc>
+        <w:tc>
+          <w:tcPr>
+            <w:tcW w:type="dxa" w:w="3312"/>
+          </w:tcPr>
+          <w:p>
+            <w:r>
+              <w:t>Chính sách Phân quyền Truy cập Khóa học &amp; Lộ trình (Public View &amp; Auth Progress Tracking)</w:t>
+            </w:r>
+          </w:p>
+        </w:tc>
+        <w:tc>
+          <w:tcPr>
+            <w:tcW w:type="dxa" w:w="3312"/>
+          </w:tcPr>
+          <w:p>
+            <w:r>
+              <w:t>Khách vãng lai và thành viên chưa đăng nhập được tự do xem toàn bộ danh mục khóa học, giáo trình và sơ đồ lộ trình kỹ sư (chuẩn SEO). Thao tác Ghi danh học tập, Tích chọn hoàn thành bài học/bước lộ trình, và Nhận chứng chỉ tốt nghiệp bắt buộc đăng nhập để lưu trữ tiến độ cá nhân.</w:t>
+            </w:r>
+          </w:p>
+        </w:tc>
+      </w:tr>
     </w:tbl>
     <w:p/>
     <w:p>
@@ -6457,6 +6681,38 @@
                 <w:sz w:val="19"/>
               </w:rPr>
               <w:t>Nút `📥 Xuất danh mục (.md)` trên thanh tiêu đề trung tâm lộ trình kỹ sư kết xuất toàn bộ khung chương trình đào tạo hiện có (theo cấp độ Cơ bản, Trung cấp, Nâng cao hoặc từ khóa tìm kiếm) thành tệp Markdown (.md) chuẩn mực dạng bảng phân cấp và checklist chi tiết từng bước kỹ năng kèm link tài liệu tham khảo.</w:t>
+            </w:r>
+          </w:p>
+        </w:tc>
+      </w:tr>
+      <w:tr>
+        <w:tc>
+          <w:tcPr>
+            <w:tcW w:type="dxa" w:w="3312"/>
+          </w:tcPr>
+          <w:p>
+            <w:r>
+              <w:t>10.19</w:t>
+            </w:r>
+          </w:p>
+        </w:tc>
+        <w:tc>
+          <w:tcPr>
+            <w:tcW w:type="dxa" w:w="3312"/>
+          </w:tcPr>
+          <w:p>
+            <w:r>
+              <w:t>Phân quyền Làm bài &amp; Kiểm soát Điểm số Trắc nghiệm (Auth-guarded Exam &amp; Ranking)</w:t>
+            </w:r>
+          </w:p>
+        </w:tc>
+        <w:tc>
+          <w:tcPr>
+            <w:tcW w:type="dxa" w:w="3312"/>
+          </w:tcPr>
+          <w:p>
+            <w:r>
+              <w:t>Xem ngân hàng chủ đề trắc nghiệm công khai. Bắt buộc đăng nhập khi bấm 'Bắt đầu làm bài thi', 'Nộp bài' và 'Lưu kết quả' nhằm ghi nhận điểm số uy tín chính xác, cập nhật thứ hạng trên Leaderboard và lưu danh sách câu hỏi sai phục vụ tính năng luyện tập lại.</w:t>
             </w:r>
           </w:p>
         </w:tc>
@@ -7082,6 +7338,38 @@
           </w:p>
         </w:tc>
       </w:tr>
+      <w:tr>
+        <w:tc>
+          <w:tcPr>
+            <w:tcW w:type="dxa" w:w="3312"/>
+          </w:tcPr>
+          <w:p>
+            <w:r>
+              <w:t>11.12</w:t>
+            </w:r>
+          </w:p>
+        </w:tc>
+        <w:tc>
+          <w:tcPr>
+            <w:tcW w:type="dxa" w:w="3312"/>
+          </w:tcPr>
+          <w:p>
+            <w:r>
+              <w:t>Phân quyền Ứng tuyển &amp; Quản lý Cơ hội Việc làm (Public Browse &amp; Auth Apply/Save)</w:t>
+            </w:r>
+          </w:p>
+        </w:tc>
+        <w:tc>
+          <w:tcPr>
+            <w:tcW w:type="dxa" w:w="3312"/>
+          </w:tcPr>
+          <w:p>
+            <w:r>
+              <w:t>Xem chi tiết tin tuyển dụng và yêu cầu kỹ thuật công khai. Các tác vụ nộp hồ sơ ứng tuyển trực tuyến (Upload CV/Cover Letter), Lưu tin tuyển dụng yêu thích và Đăng tin tuyển dụng mới bắt buộc xác thực tài khoản.</w:t>
+            </w:r>
+          </w:p>
+        </w:tc>
+      </w:tr>
     </w:tbl>
     <w:p/>
     <w:p>
@@ -7798,6 +8086,38 @@
                 <w:sz w:val="19"/>
               </w:rPr>
               <w:t>Nút `📥 Xuất danh sách (.md)` trên thanh công cụ lọc việc làm cho phép ứng viên tải về toàn bộ danh sách các vị trí tuyển dụng đang lọc (khớp theo từ khóa tìm kiếm, hình thức làm việc, khung lương và kỹ năng công nghệ) dưới dạng bảng tài liệu Markdown chuẩn hóa kèm đầy đủ tiêu đề, công ty, đãi ngộ, hình thức và liên kết ứng tuyển trực tiếp.</w:t>
+            </w:r>
+          </w:p>
+        </w:tc>
+      </w:tr>
+      <w:tr>
+        <w:tc>
+          <w:tcPr>
+            <w:tcW w:type="dxa" w:w="3312"/>
+          </w:tcPr>
+          <w:p>
+            <w:r>
+              <w:t>12.14</w:t>
+            </w:r>
+          </w:p>
+        </w:tc>
+        <w:tc>
+          <w:tcPr>
+            <w:tcW w:type="dxa" w:w="3312"/>
+          </w:tcPr>
+          <w:p>
+            <w:r>
+              <w:t>Phân quyền Đăng ký Vé Tham gia Sự kiện (Public Schedule &amp; Auth Ticket RSVP)</w:t>
+            </w:r>
+          </w:p>
+        </w:tc>
+        <w:tc>
+          <w:tcPr>
+            <w:tcW w:type="dxa" w:w="3312"/>
+          </w:tcPr>
+          <w:p>
+            <w:r>
+              <w:t>Xem thông tin chi tiết hội thảo, diễn giả và lịch trình công khai. Thao tác Đăng ký tham gia (RSVP), Xuất vé mời điện tử và Tổ chức sự kiện mới bắt buộc đăng nhập để gắn vé với thông tin người tham dự.</w:t>
             </w:r>
           </w:p>
         </w:tc>
@@ -9865,7 +10185,7 @@
                 <w:color w:val="333333"/>
                 <w:sz w:val="19"/>
               </w:rPr>
-              <w:t>Kho Dữ liệu Tri thức Kỹ thuật Quy mô Lớn (Massive Real Technical Knowledge Base - 2.450+ Posts)</w:t>
+              <w:t>Kho Dữ liệu Tri thức Kỹ thuật Quy mô Lớn (Massive Real Technical Knowledge Base - 2.630+ Posts)</w:t>
             </w:r>
           </w:p>
         </w:tc>
@@ -9887,7 +10207,103 @@
                 <w:color w:val="333333"/>
                 <w:sz w:val="19"/>
               </w:rPr>
-              <w:t>Cơ sở dữ liệu khổng lồ với hơn 2.450 bài viết kỹ thuật thực tế chất lượng cao, bao phủ đa dạng các lĩnh vực then chốt: Frontend (React 19, TypeScript, Next.js), Backend (FastAPI, Go, Python, Spring), DevOps &amp; Cloud (Kubernetes, Docker, CI/CD, AWS), AI &amp; Dữ liệu lớn (LLM, RAG, Ollama), Cơ sở dữ liệu (PostgreSQL BRIN index, Redis, MongoDB), Thiết kế kiến trúc hệ thống (Event-Driven Kafka, Microservices) và An toàn thông tin; cung cấp nguồn dữ liệu chân thực và phong phú đáp ứng tức thì nhu cầu đọc, tìm kiếm và nghiên cứu của hàng nghìn kỹ sư.</w:t>
+              <w:t>Cơ sở dữ liệu khổng lồ với hơn 2.630 bài viết kỹ thuật thực tế chất lượng cao, bao phủ đa dạng các lĩnh vực then chốt: Frontend (React 19, TypeScript, Next.js), Backend (FastAPI, Go, Python, Spring), DevOps &amp; Cloud (Kubernetes, Docker, CI/CD, AWS), AI &amp; Dữ liệu lớn (LLM, RAG, Ollama), Cơ sở dữ liệu (PostgreSQL BRIN index, Redis, MongoDB), Thiết kế kiến trúc hệ thống (Event-Driven Kafka, Microservices) và An toàn thông tin; cung cấp nguồn dữ liệu chân thực và phong phú đáp ứng tức thì nhu cầu đọc, tìm kiếm và nghiên cứu của hàng nghìn kỹ sư.</w:t>
+            </w:r>
+          </w:p>
+        </w:tc>
+      </w:tr>
+      <w:tr>
+        <w:tc>
+          <w:tcPr>
+            <w:tcW w:type="dxa" w:w="3312"/>
+          </w:tcPr>
+          <w:p>
+            <w:r>
+              <w:t>14.19</w:t>
+            </w:r>
+          </w:p>
+        </w:tc>
+        <w:tc>
+          <w:tcPr>
+            <w:tcW w:type="dxa" w:w="3312"/>
+          </w:tcPr>
+          <w:p>
+            <w:r>
+              <w:t>Màn hình Bảo vệ Quyền Truy cập Quản trị (Access Guard 403 Forbidden)</w:t>
+            </w:r>
+          </w:p>
+        </w:tc>
+        <w:tc>
+          <w:tcPr>
+            <w:tcW w:type="dxa" w:w="3312"/>
+          </w:tcPr>
+          <w:p>
+            <w:r>
+              <w:t>Chặn tuyệt đối quyền truy cập vào phân hệ 'Cài đặt hệ thống' đối với Khách vãng lai và Thành viên thông thường (User). Hiển thị giao diện 403 Forbidden chuyên nghiệp, giải thích rõ đặc quyền của 3 vai trò (Admin, Moderator, User) và chuyển hướng an toàn.</w:t>
+            </w:r>
+          </w:p>
+        </w:tc>
+      </w:tr>
+      <w:tr>
+        <w:tc>
+          <w:tcPr>
+            <w:tcW w:type="dxa" w:w="3312"/>
+          </w:tcPr>
+          <w:p>
+            <w:r>
+              <w:t>14.20</w:t>
+            </w:r>
+          </w:p>
+        </w:tc>
+        <w:tc>
+          <w:tcPr>
+            <w:tcW w:type="dxa" w:w="3312"/>
+          </w:tcPr>
+          <w:p>
+            <w:r>
+              <w:t>Cơ chế Độc quyền Xuất Dữ liệu Markdown (.md) cho Quản trị viên (Admin-only Export MD)</w:t>
+            </w:r>
+          </w:p>
+        </w:tc>
+        <w:tc>
+          <w:tcPr>
+            <w:tcW w:type="dxa" w:w="3312"/>
+          </w:tcPr>
+          <w:p>
+            <w:r>
+              <w:t>Toàn bộ các nút chức năng xuất tệp Markdown (.md) trên toàn bộ hệ thống (Xuất bài viết, Thảo luận, Đề cương khóa học, Báo cáo học tập cá nhân, Lộ trình kỹ sư, Bảng việc làm, Lịch sự kiện, Bảng xếp hạng, Nhật ký thông báo, Hồ sơ CV và Báo cáo kiểm toán) được ẩn hoàn toàn và khóa logic đối với mọi tài khoản không phải Admin.</w:t>
+            </w:r>
+          </w:p>
+        </w:tc>
+      </w:tr>
+      <w:tr>
+        <w:tc>
+          <w:tcPr>
+            <w:tcW w:type="dxa" w:w="3312"/>
+          </w:tcPr>
+          <w:p>
+            <w:r>
+              <w:t>14.21</w:t>
+            </w:r>
+          </w:p>
+        </w:tc>
+        <w:tc>
+          <w:tcPr>
+            <w:tcW w:type="dxa" w:w="3312"/>
+          </w:tcPr>
+          <w:p>
+            <w:r>
+              <w:t>Kho Dữ liệu Kỹ thuật Thực tế Quy mô Lớn (2.600+ Real Technical Articles)</w:t>
+            </w:r>
+          </w:p>
+        </w:tc>
+        <w:tc>
+          <w:tcPr>
+            <w:tcW w:type="dxa" w:w="3312"/>
+          </w:tcPr>
+          <w:p>
+            <w:r>
+              <w:t>Cơ sở dữ liệu lưu trữ hơn 2.600 bài viết chuyên sâu từ các nguồn công nghệ uy tín (Dev.to, FreeCodeCamp, VnExpress, Hacker News) với đầy đủ nội dung Markdown chi tiết, thuật toán băm URL chống trùng lặp, tự động gán thẻ tags kỹ thuật và phân loại chuyên mục chính xác.</w:t>
             </w:r>
           </w:p>
         </w:tc>
